--- a/06_可直接打开的Word版/02_选择题题库__选择题按章节__05_计数资料的统计分析.docx
+++ b/06_可直接打开的Word版/02_选择题题库__选择题按章节__05_计数资料的统计分析.docx
@@ -3,11 +3,11 @@
 <w:document xmlns:wpc="http://schemas.microsoft.com/office/word/2010/wordprocessingCanvas" xmlns:mo="http://schemas.microsoft.com/office/mac/office/2008/main" xmlns:mc="http://schemas.openxmlformats.org/markup-compatibility/2006" xmlns:mv="urn:schemas-microsoft-com:mac:vml" xmlns:o="urn:schemas-microsoft-com:office:office" xmlns:r="http://schemas.openxmlformats.org/officeDocument/2006/relationships" xmlns:m="http://schemas.openxmlformats.org/officeDocument/2006/math" xmlns:v="urn:schemas-microsoft-com:vml" xmlns:wp14="http://schemas.microsoft.com/office/word/2010/wordprocessingDrawing" xmlns:wp="http://schemas.openxmlformats.org/drawingml/2006/wordprocessingDrawing" xmlns:w10="urn:schemas-microsoft-com:office:word" xmlns:w="http://schemas.openxmlformats.org/wordprocessingml/2006/main" xmlns:w14="http://schemas.microsoft.com/office/word/2010/wordml" xmlns:wpg="http://schemas.microsoft.com/office/word/2010/wordprocessingGroup" xmlns:wpi="http://schemas.microsoft.com/office/word/2010/wordprocessingInk" xmlns:wne="http://schemas.microsoft.com/office/word/2006/wordml" xmlns:wps="http://schemas.microsoft.com/office/word/2010/wordprocessingShape" mc:Ignorable="w14 wp14">
   <w:body>
     <w:p>
-      <w:pPr>
-        <w:pStyle w:val="Heading1"/>
-      </w:pPr>
       <w:r>
-        <w:t>计数资料的统计分析</w:t>
+        <w:rPr>
+          <w:rFonts w:ascii="Microsoft YaHei" w:hAnsi="Microsoft YaHei" w:eastAsia="Microsoft YaHei"/>
+        </w:rPr>
+        <w:t>﻿# 计数资料的统计分析</w:t>
       </w:r>
     </w:p>
     <w:p/>
@@ -15,7 +15,6 @@
       <w:r>
         <w:rPr>
           <w:rFonts w:ascii="Microsoft YaHei" w:hAnsi="Microsoft YaHei" w:eastAsia="Microsoft YaHei"/>
-          <w:sz w:val="22"/>
         </w:rPr>
         <w:t>??: 16</w:t>
       </w:r>
@@ -25,7 +24,6 @@
       <w:r>
         <w:rPr>
           <w:rFonts w:ascii="Microsoft YaHei" w:hAnsi="Microsoft YaHei" w:eastAsia="Microsoft YaHei"/>
-          <w:sz w:val="22"/>
         </w:rPr>
         <w:t>1构成比用来反映</w:t>
       </w:r>
@@ -34,7 +32,6 @@
       <w:r>
         <w:rPr>
           <w:rFonts w:ascii="Microsoft YaHei" w:hAnsi="Microsoft YaHei" w:eastAsia="Microsoft YaHei"/>
-          <w:sz w:val="22"/>
         </w:rPr>
         <w:t>A、某现象发生的强度</w:t>
       </w:r>
@@ -43,7 +40,6 @@
       <w:r>
         <w:rPr>
           <w:rFonts w:ascii="Microsoft YaHei" w:hAnsi="Microsoft YaHei" w:eastAsia="Microsoft YaHei"/>
-          <w:sz w:val="22"/>
         </w:rPr>
         <w:t>B、两个同类指标的比</w:t>
       </w:r>
@@ -52,7 +48,6 @@
       <w:r>
         <w:rPr>
           <w:rFonts w:ascii="Microsoft YaHei" w:hAnsi="Microsoft YaHei" w:eastAsia="Microsoft YaHei"/>
-          <w:sz w:val="22"/>
         </w:rPr>
         <w:t>C、某现象发生的可能性大小</w:t>
       </w:r>
@@ -61,7 +56,6 @@
       <w:r>
         <w:rPr>
           <w:rFonts w:ascii="Microsoft YaHei" w:hAnsi="Microsoft YaHei" w:eastAsia="Microsoft YaHei"/>
-          <w:sz w:val="22"/>
         </w:rPr>
         <w:t>D、某事物内部各组成部分占全部的比重</w:t>
       </w:r>
@@ -70,7 +64,6 @@
       <w:r>
         <w:rPr>
           <w:rFonts w:ascii="Microsoft YaHei" w:hAnsi="Microsoft YaHei" w:eastAsia="Microsoft YaHei"/>
-          <w:sz w:val="22"/>
         </w:rPr>
         <w:t>E、以上都对</w:t>
       </w:r>
@@ -80,7 +73,6 @@
       <w:r>
         <w:rPr>
           <w:rFonts w:ascii="Microsoft YaHei" w:hAnsi="Microsoft YaHei" w:eastAsia="Microsoft YaHei"/>
-          <w:sz w:val="22"/>
         </w:rPr>
         <w:t>2说明某现象发生强度的指标为</w:t>
       </w:r>
@@ -89,7 +81,6 @@
       <w:r>
         <w:rPr>
           <w:rFonts w:ascii="Microsoft YaHei" w:hAnsi="Microsoft YaHei" w:eastAsia="Microsoft YaHei"/>
-          <w:sz w:val="22"/>
         </w:rPr>
         <w:t>A、构成比</w:t>
       </w:r>
@@ -98,7 +89,6 @@
       <w:r>
         <w:rPr>
           <w:rFonts w:ascii="Microsoft YaHei" w:hAnsi="Microsoft YaHei" w:eastAsia="Microsoft YaHei"/>
-          <w:sz w:val="22"/>
         </w:rPr>
         <w:t>B、率</w:t>
       </w:r>
@@ -107,7 +97,6 @@
       <w:r>
         <w:rPr>
           <w:rFonts w:ascii="Microsoft YaHei" w:hAnsi="Microsoft YaHei" w:eastAsia="Microsoft YaHei"/>
-          <w:sz w:val="22"/>
         </w:rPr>
         <w:t>C、相对比</w:t>
       </w:r>
@@ -116,7 +105,6 @@
       <w:r>
         <w:rPr>
           <w:rFonts w:ascii="Microsoft YaHei" w:hAnsi="Microsoft YaHei" w:eastAsia="Microsoft YaHei"/>
-          <w:sz w:val="22"/>
         </w:rPr>
         <w:t>D、定基比</w:t>
       </w:r>
@@ -125,7 +113,6 @@
       <w:r>
         <w:rPr>
           <w:rFonts w:ascii="Microsoft YaHei" w:hAnsi="Microsoft YaHei" w:eastAsia="Microsoft YaHei"/>
-          <w:sz w:val="22"/>
         </w:rPr>
         <w:t>E、环比</w:t>
       </w:r>
@@ -135,7 +122,6 @@
       <w:r>
         <w:rPr>
           <w:rFonts w:ascii="Microsoft YaHei" w:hAnsi="Microsoft YaHei" w:eastAsia="Microsoft YaHei"/>
-          <w:sz w:val="22"/>
         </w:rPr>
         <w:t>3计算某地某年粗死亡率的分母不宜用</w:t>
       </w:r>
@@ -144,7 +130,6 @@
       <w:r>
         <w:rPr>
           <w:rFonts w:ascii="Microsoft YaHei" w:hAnsi="Microsoft YaHei" w:eastAsia="Microsoft YaHei"/>
-          <w:sz w:val="22"/>
         </w:rPr>
         <w:t>A、年平均人口数</w:t>
       </w:r>
@@ -153,7 +138,6 @@
       <w:r>
         <w:rPr>
           <w:rFonts w:ascii="Microsoft YaHei" w:hAnsi="Microsoft YaHei" w:eastAsia="Microsoft YaHei"/>
-          <w:sz w:val="22"/>
         </w:rPr>
         <w:t>B、年中人口数</w:t>
       </w:r>
@@ -162,7 +146,6 @@
       <w:r>
         <w:rPr>
           <w:rFonts w:ascii="Microsoft YaHei" w:hAnsi="Microsoft YaHei" w:eastAsia="Microsoft YaHei"/>
-          <w:sz w:val="22"/>
         </w:rPr>
         <w:t>C、（年初人口数+年末人口数）/2</w:t>
       </w:r>
@@ -171,7 +154,6 @@
       <w:r>
         <w:rPr>
           <w:rFonts w:ascii="Microsoft YaHei" w:hAnsi="Microsoft YaHei" w:eastAsia="Microsoft YaHei"/>
-          <w:sz w:val="22"/>
         </w:rPr>
         <w:t>D、该年7月1日零时人口数</w:t>
       </w:r>
@@ -180,7 +162,6 @@
       <w:r>
         <w:rPr>
           <w:rFonts w:ascii="Microsoft YaHei" w:hAnsi="Microsoft YaHei" w:eastAsia="Microsoft YaHei"/>
-          <w:sz w:val="22"/>
         </w:rPr>
         <w:t>E、年中任意时刻人口数</w:t>
       </w:r>
@@ -190,7 +171,6 @@
       <w:r>
         <w:rPr>
           <w:rFonts w:ascii="Microsoft YaHei" w:hAnsi="Microsoft YaHei" w:eastAsia="Microsoft YaHei"/>
-          <w:sz w:val="22"/>
         </w:rPr>
         <w:t>4若要比较两地死亡率，计算标准化率可以</w:t>
       </w:r>
@@ -199,7 +179,6 @@
       <w:r>
         <w:rPr>
           <w:rFonts w:ascii="Microsoft YaHei" w:hAnsi="Microsoft YaHei" w:eastAsia="Microsoft YaHei"/>
-          <w:sz w:val="22"/>
         </w:rPr>
         <w:t>A、消除两地总人口数不同的影响</w:t>
       </w:r>
@@ -208,7 +187,6 @@
       <w:r>
         <w:rPr>
           <w:rFonts w:ascii="Microsoft YaHei" w:hAnsi="Microsoft YaHei" w:eastAsia="Microsoft YaHei"/>
-          <w:sz w:val="22"/>
         </w:rPr>
         <w:t>B、消除两地年龄别人口数不同的影响</w:t>
       </w:r>
@@ -217,7 +195,6 @@
       <w:r>
         <w:rPr>
           <w:rFonts w:ascii="Microsoft YaHei" w:hAnsi="Microsoft YaHei" w:eastAsia="Microsoft YaHei"/>
-          <w:sz w:val="22"/>
         </w:rPr>
         <w:t>C、消除两地年龄别死亡人数不同的影响</w:t>
       </w:r>
@@ -226,7 +203,6 @@
       <w:r>
         <w:rPr>
           <w:rFonts w:ascii="Microsoft YaHei" w:hAnsi="Microsoft YaHei" w:eastAsia="Microsoft YaHei"/>
-          <w:sz w:val="22"/>
         </w:rPr>
         <w:t>D、消除两地抽样误差不同的影响</w:t>
       </w:r>
@@ -235,7 +211,6 @@
       <w:r>
         <w:rPr>
           <w:rFonts w:ascii="Microsoft YaHei" w:hAnsi="Microsoft YaHei" w:eastAsia="Microsoft YaHei"/>
-          <w:sz w:val="22"/>
         </w:rPr>
         <w:t>E、以上均是</w:t>
       </w:r>
@@ -245,7 +220,6 @@
       <w:r>
         <w:rPr>
           <w:rFonts w:ascii="Microsoft YaHei" w:hAnsi="Microsoft YaHei" w:eastAsia="Microsoft YaHei"/>
-          <w:sz w:val="22"/>
         </w:rPr>
         <w:t>5使用相对数时容易犯的一个错误是</w:t>
       </w:r>
@@ -254,7 +228,6 @@
       <w:r>
         <w:rPr>
           <w:rFonts w:ascii="Microsoft YaHei" w:hAnsi="Microsoft YaHei" w:eastAsia="Microsoft YaHei"/>
-          <w:sz w:val="22"/>
         </w:rPr>
         <w:t>A、把构成比当作相对比</w:t>
       </w:r>
@@ -263,7 +236,6 @@
       <w:r>
         <w:rPr>
           <w:rFonts w:ascii="Microsoft YaHei" w:hAnsi="Microsoft YaHei" w:eastAsia="Microsoft YaHei"/>
-          <w:sz w:val="22"/>
         </w:rPr>
         <w:t>B、把构成比当作率</w:t>
       </w:r>
@@ -272,7 +244,6 @@
       <w:r>
         <w:rPr>
           <w:rFonts w:ascii="Microsoft YaHei" w:hAnsi="Microsoft YaHei" w:eastAsia="Microsoft YaHei"/>
-          <w:sz w:val="22"/>
         </w:rPr>
         <w:t>C、把率当作相对比</w:t>
       </w:r>
@@ -281,7 +252,6 @@
       <w:r>
         <w:rPr>
           <w:rFonts w:ascii="Microsoft YaHei" w:hAnsi="Microsoft YaHei" w:eastAsia="Microsoft YaHei"/>
-          <w:sz w:val="22"/>
         </w:rPr>
         <w:t>D、把率当作构成比</w:t>
       </w:r>
@@ -290,7 +260,6 @@
       <w:r>
         <w:rPr>
           <w:rFonts w:ascii="Microsoft YaHei" w:hAnsi="Microsoft YaHei" w:eastAsia="Microsoft YaHei"/>
-          <w:sz w:val="22"/>
         </w:rPr>
         <w:t>E、把相对比当作构成比</w:t>
       </w:r>
@@ -300,7 +269,6 @@
       <w:r>
         <w:rPr>
           <w:rFonts w:ascii="Microsoft YaHei" w:hAnsi="Microsoft YaHei" w:eastAsia="Microsoft YaHei"/>
-          <w:sz w:val="22"/>
         </w:rPr>
         <w:t>6χ2检验应用范围不包括</w:t>
       </w:r>
@@ -309,7 +277,6 @@
       <w:r>
         <w:rPr>
           <w:rFonts w:ascii="Microsoft YaHei" w:hAnsi="Microsoft YaHei" w:eastAsia="Microsoft YaHei"/>
-          <w:sz w:val="22"/>
         </w:rPr>
         <w:t>A、检验两个或多个率的差别</w:t>
       </w:r>
@@ -318,7 +285,6 @@
       <w:r>
         <w:rPr>
           <w:rFonts w:ascii="Microsoft YaHei" w:hAnsi="Microsoft YaHei" w:eastAsia="Microsoft YaHei"/>
-          <w:sz w:val="22"/>
         </w:rPr>
         <w:t>B、检验两个或多个构成比的差别</w:t>
       </w:r>
@@ -327,7 +293,6 @@
       <w:r>
         <w:rPr>
           <w:rFonts w:ascii="Microsoft YaHei" w:hAnsi="Microsoft YaHei" w:eastAsia="Microsoft YaHei"/>
-          <w:sz w:val="22"/>
         </w:rPr>
         <w:t>C、检验频数分布的拟合优度</w:t>
       </w:r>
@@ -336,7 +301,6 @@
       <w:r>
         <w:rPr>
           <w:rFonts w:ascii="Microsoft YaHei" w:hAnsi="Microsoft YaHei" w:eastAsia="Microsoft YaHei"/>
-          <w:sz w:val="22"/>
         </w:rPr>
         <w:t>D、两种属性间的关联性分析</w:t>
       </w:r>
@@ -345,7 +309,6 @@
       <w:r>
         <w:rPr>
           <w:rFonts w:ascii="Microsoft YaHei" w:hAnsi="Microsoft YaHei" w:eastAsia="Microsoft YaHei"/>
-          <w:sz w:val="22"/>
         </w:rPr>
         <w:t>E、两样本均数的比较</w:t>
       </w:r>
@@ -355,7 +318,6 @@
       <w:r>
         <w:rPr>
           <w:rFonts w:ascii="Microsoft YaHei" w:hAnsi="Microsoft YaHei" w:eastAsia="Microsoft YaHei"/>
-          <w:sz w:val="22"/>
         </w:rPr>
         <w:t>7χ2分布的形状</w:t>
       </w:r>
@@ -364,7 +326,6 @@
       <w:r>
         <w:rPr>
           <w:rFonts w:ascii="Microsoft YaHei" w:hAnsi="Microsoft YaHei" w:eastAsia="Microsoft YaHei"/>
-          <w:sz w:val="22"/>
         </w:rPr>
         <w:t>A、同正态分布</w:t>
       </w:r>
@@ -373,7 +334,6 @@
       <w:r>
         <w:rPr>
           <w:rFonts w:ascii="Microsoft YaHei" w:hAnsi="Microsoft YaHei" w:eastAsia="Microsoft YaHei"/>
-          <w:sz w:val="22"/>
         </w:rPr>
         <w:t>B、同t分布</w:t>
       </w:r>
@@ -382,7 +342,6 @@
       <w:r>
         <w:rPr>
           <w:rFonts w:ascii="Microsoft YaHei" w:hAnsi="Microsoft YaHei" w:eastAsia="Microsoft YaHei"/>
-          <w:sz w:val="22"/>
         </w:rPr>
         <w:t>C、为对称分布</w:t>
       </w:r>
@@ -391,7 +350,6 @@
       <w:r>
         <w:rPr>
           <w:rFonts w:ascii="Microsoft YaHei" w:hAnsi="Microsoft YaHei" w:eastAsia="Microsoft YaHei"/>
-          <w:sz w:val="22"/>
         </w:rPr>
         <w:t>D、与自由度ν有关</w:t>
       </w:r>
@@ -400,7 +358,6 @@
       <w:r>
         <w:rPr>
           <w:rFonts w:ascii="Microsoft YaHei" w:hAnsi="Microsoft YaHei" w:eastAsia="Microsoft YaHei"/>
-          <w:sz w:val="22"/>
         </w:rPr>
         <w:t>E、与样本含量n有关</w:t>
       </w:r>
@@ -410,7 +367,6 @@
       <w:r>
         <w:rPr>
           <w:rFonts w:ascii="Microsoft YaHei" w:hAnsi="Microsoft YaHei" w:eastAsia="Microsoft YaHei"/>
-          <w:sz w:val="22"/>
         </w:rPr>
         <w:t>8χ2值的取值范围</w:t>
       </w:r>
@@ -419,7 +375,6 @@
       <w:r>
         <w:rPr>
           <w:rFonts w:ascii="Microsoft YaHei" w:hAnsi="Microsoft YaHei" w:eastAsia="Microsoft YaHei"/>
-          <w:sz w:val="22"/>
         </w:rPr>
         <w:t>A、(-∝,∝ )</w:t>
       </w:r>
@@ -428,7 +383,6 @@
       <w:r>
         <w:rPr>
           <w:rFonts w:ascii="Microsoft YaHei" w:hAnsi="Microsoft YaHei" w:eastAsia="Microsoft YaHei"/>
-          <w:sz w:val="22"/>
         </w:rPr>
         <w:t>B、≤1</w:t>
       </w:r>
@@ -437,7 +391,6 @@
       <w:r>
         <w:rPr>
           <w:rFonts w:ascii="Microsoft YaHei" w:hAnsi="Microsoft YaHei" w:eastAsia="Microsoft YaHei"/>
-          <w:sz w:val="22"/>
         </w:rPr>
         <w:t>C、≥1</w:t>
       </w:r>
@@ -446,7 +399,6 @@
       <w:r>
         <w:rPr>
           <w:rFonts w:ascii="Microsoft YaHei" w:hAnsi="Microsoft YaHei" w:eastAsia="Microsoft YaHei"/>
-          <w:sz w:val="22"/>
         </w:rPr>
         <w:t>D、≥0</w:t>
       </w:r>
@@ -455,7 +407,6 @@
       <w:r>
         <w:rPr>
           <w:rFonts w:ascii="Microsoft YaHei" w:hAnsi="Microsoft YaHei" w:eastAsia="Microsoft YaHei"/>
-          <w:sz w:val="22"/>
         </w:rPr>
         <w:t>E、≤0</w:t>
       </w:r>
@@ -465,7 +416,6 @@
       <w:r>
         <w:rPr>
           <w:rFonts w:ascii="Microsoft YaHei" w:hAnsi="Microsoft YaHei" w:eastAsia="Microsoft YaHei"/>
-          <w:sz w:val="22"/>
         </w:rPr>
         <w:t>9当四格表的周边合计数不变时,如果某格的实际频数有变化,则其理论频数</w:t>
       </w:r>
@@ -474,7 +424,6 @@
       <w:r>
         <w:rPr>
           <w:rFonts w:ascii="Microsoft YaHei" w:hAnsi="Microsoft YaHei" w:eastAsia="Microsoft YaHei"/>
-          <w:sz w:val="22"/>
         </w:rPr>
         <w:t>A、增大</w:t>
       </w:r>
@@ -483,7 +432,6 @@
       <w:r>
         <w:rPr>
           <w:rFonts w:ascii="Microsoft YaHei" w:hAnsi="Microsoft YaHei" w:eastAsia="Microsoft YaHei"/>
-          <w:sz w:val="22"/>
         </w:rPr>
         <w:t>B、减小</w:t>
       </w:r>
@@ -492,7 +440,6 @@
       <w:r>
         <w:rPr>
           <w:rFonts w:ascii="Microsoft YaHei" w:hAnsi="Microsoft YaHei" w:eastAsia="Microsoft YaHei"/>
-          <w:sz w:val="22"/>
         </w:rPr>
         <w:t>C、不变</w:t>
       </w:r>
@@ -501,7 +448,6 @@
       <w:r>
         <w:rPr>
           <w:rFonts w:ascii="Microsoft YaHei" w:hAnsi="Microsoft YaHei" w:eastAsia="Microsoft YaHei"/>
-          <w:sz w:val="22"/>
         </w:rPr>
         <w:t>D、不确定</w:t>
       </w:r>
@@ -510,7 +456,6 @@
       <w:r>
         <w:rPr>
           <w:rFonts w:ascii="Microsoft YaHei" w:hAnsi="Microsoft YaHei" w:eastAsia="Microsoft YaHei"/>
-          <w:sz w:val="22"/>
         </w:rPr>
         <w:t>E、随该格实际频数的增减而增减</w:t>
       </w:r>
@@ -520,7 +465,6 @@
       <w:r>
         <w:rPr>
           <w:rFonts w:ascii="Microsoft YaHei" w:hAnsi="Microsoft YaHei" w:eastAsia="Microsoft YaHei"/>
-          <w:sz w:val="22"/>
         </w:rPr>
         <w:t>10四格表的自由度</w:t>
       </w:r>
@@ -529,7 +473,6 @@
       <w:r>
         <w:rPr>
           <w:rFonts w:ascii="Microsoft YaHei" w:hAnsi="Microsoft YaHei" w:eastAsia="Microsoft YaHei"/>
-          <w:sz w:val="22"/>
         </w:rPr>
         <w:t>A、不一定等于1</w:t>
       </w:r>
@@ -538,7 +481,6 @@
       <w:r>
         <w:rPr>
           <w:rFonts w:ascii="Microsoft YaHei" w:hAnsi="Microsoft YaHei" w:eastAsia="Microsoft YaHei"/>
-          <w:sz w:val="22"/>
         </w:rPr>
         <w:t>B、一定等于1</w:t>
       </w:r>
@@ -547,7 +489,6 @@
       <w:r>
         <w:rPr>
           <w:rFonts w:ascii="Microsoft YaHei" w:hAnsi="Microsoft YaHei" w:eastAsia="Microsoft YaHei"/>
-          <w:sz w:val="22"/>
         </w:rPr>
         <w:t>C、等于行数×列数</w:t>
       </w:r>
@@ -556,7 +497,6 @@
       <w:r>
         <w:rPr>
           <w:rFonts w:ascii="Microsoft YaHei" w:hAnsi="Microsoft YaHei" w:eastAsia="Microsoft YaHei"/>
-          <w:sz w:val="22"/>
         </w:rPr>
         <w:t>D、等于样本含量减1</w:t>
       </w:r>
@@ -565,7 +505,6 @@
       <w:r>
         <w:rPr>
           <w:rFonts w:ascii="Microsoft YaHei" w:hAnsi="Microsoft YaHei" w:eastAsia="Microsoft YaHei"/>
-          <w:sz w:val="22"/>
         </w:rPr>
         <w:t>E、等于格子数减1</w:t>
       </w:r>
@@ -575,7 +514,6 @@
       <w:r>
         <w:rPr>
           <w:rFonts w:ascii="Microsoft YaHei" w:hAnsi="Microsoft YaHei" w:eastAsia="Microsoft YaHei"/>
-          <w:sz w:val="22"/>
         </w:rPr>
         <w:t>11两个率的比较中，需要用校正卡方检验的是</w:t>
       </w:r>
@@ -584,7 +522,6 @@
       <w:r>
         <w:rPr>
           <w:rFonts w:ascii="Microsoft YaHei" w:hAnsi="Microsoft YaHei" w:eastAsia="Microsoft YaHei"/>
-          <w:sz w:val="22"/>
         </w:rPr>
         <w:t>A、1≤T&lt;5且n ≥40</w:t>
       </w:r>
@@ -593,7 +530,6 @@
       <w:r>
         <w:rPr>
           <w:rFonts w:ascii="Microsoft YaHei" w:hAnsi="Microsoft YaHei" w:eastAsia="Microsoft YaHei"/>
-          <w:sz w:val="22"/>
         </w:rPr>
         <w:t>B、1≤T&lt;5且n&lt;40</w:t>
       </w:r>
@@ -602,7 +538,6 @@
       <w:r>
         <w:rPr>
           <w:rFonts w:ascii="Microsoft YaHei" w:hAnsi="Microsoft YaHei" w:eastAsia="Microsoft YaHei"/>
-          <w:sz w:val="22"/>
         </w:rPr>
         <w:t>C、T&lt;1或n&lt;40</w:t>
       </w:r>
@@ -611,7 +546,6 @@
       <w:r>
         <w:rPr>
           <w:rFonts w:ascii="Microsoft YaHei" w:hAnsi="Microsoft YaHei" w:eastAsia="Microsoft YaHei"/>
-          <w:sz w:val="22"/>
         </w:rPr>
         <w:t>D、n&gt;40，T&gt;1</w:t>
       </w:r>
@@ -620,7 +554,6 @@
       <w:r>
         <w:rPr>
           <w:rFonts w:ascii="Microsoft YaHei" w:hAnsi="Microsoft YaHei" w:eastAsia="Microsoft YaHei"/>
-          <w:sz w:val="22"/>
         </w:rPr>
         <w:t>E、n&gt;40，T&gt;50</w:t>
       </w:r>
@@ -630,7 +563,6 @@
       <w:r>
         <w:rPr>
           <w:rFonts w:ascii="Microsoft YaHei" w:hAnsi="Microsoft YaHei" w:eastAsia="Microsoft YaHei"/>
-          <w:sz w:val="22"/>
         </w:rPr>
         <w:t>12应该用校正卡方检验而未使用时会导致</w:t>
       </w:r>
@@ -639,7 +571,6 @@
       <w:r>
         <w:rPr>
           <w:rFonts w:ascii="Microsoft YaHei" w:hAnsi="Microsoft YaHei" w:eastAsia="Microsoft YaHei"/>
-          <w:sz w:val="22"/>
         </w:rPr>
         <w:t>A、χ2增大，P值也增大</w:t>
       </w:r>
@@ -648,7 +579,6 @@
       <w:r>
         <w:rPr>
           <w:rFonts w:ascii="Microsoft YaHei" w:hAnsi="Microsoft YaHei" w:eastAsia="Microsoft YaHei"/>
-          <w:sz w:val="22"/>
         </w:rPr>
         <w:t>B、χ2减小，P值也减小</w:t>
       </w:r>
@@ -657,7 +587,6 @@
       <w:r>
         <w:rPr>
           <w:rFonts w:ascii="Microsoft YaHei" w:hAnsi="Microsoft YaHei" w:eastAsia="Microsoft YaHei"/>
-          <w:sz w:val="22"/>
         </w:rPr>
         <w:t>C、χ2增大，P值减小</w:t>
       </w:r>
@@ -666,7 +595,6 @@
       <w:r>
         <w:rPr>
           <w:rFonts w:ascii="Microsoft YaHei" w:hAnsi="Microsoft YaHei" w:eastAsia="Microsoft YaHei"/>
-          <w:sz w:val="22"/>
         </w:rPr>
         <w:t>D、χ2减小，P值增大</w:t>
       </w:r>
@@ -675,7 +603,6 @@
       <w:r>
         <w:rPr>
           <w:rFonts w:ascii="Microsoft YaHei" w:hAnsi="Microsoft YaHei" w:eastAsia="Microsoft YaHei"/>
-          <w:sz w:val="22"/>
         </w:rPr>
         <w:t>E、不能判断</w:t>
       </w:r>
@@ -685,7 +612,6 @@
       <w:r>
         <w:rPr>
           <w:rFonts w:ascii="Microsoft YaHei" w:hAnsi="Microsoft YaHei" w:eastAsia="Microsoft YaHei"/>
-          <w:sz w:val="22"/>
         </w:rPr>
         <w:t>13对于总合计数n为500的5个样本率的资料做χ2检验,其自由度为</w:t>
       </w:r>
@@ -694,7 +620,6 @@
       <w:r>
         <w:rPr>
           <w:rFonts w:ascii="Microsoft YaHei" w:hAnsi="Microsoft YaHei" w:eastAsia="Microsoft YaHei"/>
-          <w:sz w:val="22"/>
         </w:rPr>
         <w:t>A、499</w:t>
       </w:r>
@@ -703,7 +628,6 @@
       <w:r>
         <w:rPr>
           <w:rFonts w:ascii="Microsoft YaHei" w:hAnsi="Microsoft YaHei" w:eastAsia="Microsoft YaHei"/>
-          <w:sz w:val="22"/>
         </w:rPr>
         <w:t>B、496</w:t>
       </w:r>
@@ -712,7 +636,6 @@
       <w:r>
         <w:rPr>
           <w:rFonts w:ascii="Microsoft YaHei" w:hAnsi="Microsoft YaHei" w:eastAsia="Microsoft YaHei"/>
-          <w:sz w:val="22"/>
         </w:rPr>
         <w:t>C、1</w:t>
       </w:r>
@@ -721,7 +644,6 @@
       <w:r>
         <w:rPr>
           <w:rFonts w:ascii="Microsoft YaHei" w:hAnsi="Microsoft YaHei" w:eastAsia="Microsoft YaHei"/>
-          <w:sz w:val="22"/>
         </w:rPr>
         <w:t>D、4</w:t>
       </w:r>
@@ -730,7 +652,6 @@
       <w:r>
         <w:rPr>
           <w:rFonts w:ascii="Microsoft YaHei" w:hAnsi="Microsoft YaHei" w:eastAsia="Microsoft YaHei"/>
-          <w:sz w:val="22"/>
         </w:rPr>
         <w:t>E、9</w:t>
       </w:r>
@@ -740,7 +661,6 @@
       <w:r>
         <w:rPr>
           <w:rFonts w:ascii="Microsoft YaHei" w:hAnsi="Microsoft YaHei" w:eastAsia="Microsoft YaHei"/>
-          <w:sz w:val="22"/>
         </w:rPr>
         <w:t>14 5个样本率做比较,P&lt;0.01,则在α = 0.05检验水准下,可认为</w:t>
       </w:r>
@@ -749,7 +669,6 @@
       <w:r>
         <w:rPr>
           <w:rFonts w:ascii="Microsoft YaHei" w:hAnsi="Microsoft YaHei" w:eastAsia="Microsoft YaHei"/>
-          <w:sz w:val="22"/>
         </w:rPr>
         <w:t>A、各总体率不等或不全等</w:t>
       </w:r>
@@ -758,7 +677,6 @@
       <w:r>
         <w:rPr>
           <w:rFonts w:ascii="Microsoft YaHei" w:hAnsi="Microsoft YaHei" w:eastAsia="Microsoft YaHei"/>
-          <w:sz w:val="22"/>
         </w:rPr>
         <w:t>B、各总体率都不等</w:t>
       </w:r>
@@ -767,7 +685,6 @@
       <w:r>
         <w:rPr>
           <w:rFonts w:ascii="Microsoft YaHei" w:hAnsi="Microsoft YaHei" w:eastAsia="Microsoft YaHei"/>
-          <w:sz w:val="22"/>
         </w:rPr>
         <w:t>C、各样本率均不等</w:t>
       </w:r>
@@ -776,7 +693,6 @@
       <w:r>
         <w:rPr>
           <w:rFonts w:ascii="Microsoft YaHei" w:hAnsi="Microsoft YaHei" w:eastAsia="Microsoft YaHei"/>
-          <w:sz w:val="22"/>
         </w:rPr>
         <w:t>D、各样本率不全等</w:t>
       </w:r>
@@ -785,7 +701,6 @@
       <w:r>
         <w:rPr>
           <w:rFonts w:ascii="Microsoft YaHei" w:hAnsi="Microsoft YaHei" w:eastAsia="Microsoft YaHei"/>
-          <w:sz w:val="22"/>
         </w:rPr>
         <w:t>E、至少有两个总体率相等</w:t>
       </w:r>
@@ -795,7 +710,6 @@
       <w:r>
         <w:rPr>
           <w:rFonts w:ascii="Microsoft YaHei" w:hAnsi="Microsoft YaHei" w:eastAsia="Microsoft YaHei"/>
-          <w:sz w:val="22"/>
         </w:rPr>
         <w:t>15五个率做比较,有一个理论数小于5大于1,其他都大于5</w:t>
       </w:r>
@@ -804,7 +718,6 @@
       <w:r>
         <w:rPr>
           <w:rFonts w:ascii="Microsoft YaHei" w:hAnsi="Microsoft YaHei" w:eastAsia="Microsoft YaHei"/>
-          <w:sz w:val="22"/>
         </w:rPr>
         <w:t>A、可以做校正卡方检验</w:t>
       </w:r>
@@ -813,7 +726,6 @@
       <w:r>
         <w:rPr>
           <w:rFonts w:ascii="Microsoft YaHei" w:hAnsi="Microsoft YaHei" w:eastAsia="Microsoft YaHei"/>
-          <w:sz w:val="22"/>
         </w:rPr>
         <w:t>B、可以直接做卡方检验</w:t>
       </w:r>
@@ -822,7 +734,6 @@
       <w:r>
         <w:rPr>
           <w:rFonts w:ascii="Microsoft YaHei" w:hAnsi="Microsoft YaHei" w:eastAsia="Microsoft YaHei"/>
-          <w:sz w:val="22"/>
         </w:rPr>
         <w:t>C、不能做卡方检验</w:t>
       </w:r>
@@ -831,7 +742,6 @@
       <w:r>
         <w:rPr>
           <w:rFonts w:ascii="Microsoft YaHei" w:hAnsi="Microsoft YaHei" w:eastAsia="Microsoft YaHei"/>
-          <w:sz w:val="22"/>
         </w:rPr>
         <w:t>D、必须先作合理的合并</w:t>
       </w:r>
@@ -840,7 +750,6 @@
       <w:r>
         <w:rPr>
           <w:rFonts w:ascii="Microsoft YaHei" w:hAnsi="Microsoft YaHei" w:eastAsia="Microsoft YaHei"/>
-          <w:sz w:val="22"/>
         </w:rPr>
         <w:t>E、以上都不对</w:t>
       </w:r>
@@ -850,7 +759,6 @@
       <w:r>
         <w:rPr>
           <w:rFonts w:ascii="Microsoft YaHei" w:hAnsi="Microsoft YaHei" w:eastAsia="Microsoft YaHei"/>
-          <w:sz w:val="22"/>
         </w:rPr>
         <w:t>16某医师用手术治疗椎间盘突出患者26人中19例有效,注射疗法治疗25人中12人有效。若进行卡方检验,其自由度为</w:t>
       </w:r>
@@ -859,7 +767,6 @@
       <w:r>
         <w:rPr>
           <w:rFonts w:ascii="Microsoft YaHei" w:hAnsi="Microsoft YaHei" w:eastAsia="Microsoft YaHei"/>
-          <w:sz w:val="22"/>
         </w:rPr>
         <w:t>A、1</w:t>
       </w:r>
@@ -868,7 +775,6 @@
       <w:r>
         <w:rPr>
           <w:rFonts w:ascii="Microsoft YaHei" w:hAnsi="Microsoft YaHei" w:eastAsia="Microsoft YaHei"/>
-          <w:sz w:val="22"/>
         </w:rPr>
         <w:t>B、2</w:t>
       </w:r>
@@ -877,7 +783,6 @@
       <w:r>
         <w:rPr>
           <w:rFonts w:ascii="Microsoft YaHei" w:hAnsi="Microsoft YaHei" w:eastAsia="Microsoft YaHei"/>
-          <w:sz w:val="22"/>
         </w:rPr>
         <w:t>C、3</w:t>
       </w:r>
@@ -886,7 +791,6 @@
       <w:r>
         <w:rPr>
           <w:rFonts w:ascii="Microsoft YaHei" w:hAnsi="Microsoft YaHei" w:eastAsia="Microsoft YaHei"/>
-          <w:sz w:val="22"/>
         </w:rPr>
         <w:t>D、4</w:t>
       </w:r>
@@ -895,7 +799,6 @@
       <w:r>
         <w:rPr>
           <w:rFonts w:ascii="Microsoft YaHei" w:hAnsi="Microsoft YaHei" w:eastAsia="Microsoft YaHei"/>
-          <w:sz w:val="22"/>
         </w:rPr>
         <w:t>E、5</w:t>
       </w:r>
@@ -1275,7 +1178,7 @@
     <w:rsid w:val="00FC693F"/>
     <w:rPr>
       <w:rFonts w:ascii="Microsoft YaHei" w:hAnsi="Microsoft YaHei" w:eastAsia="Microsoft YaHei"/>
-      <w:sz w:val="22"/>
+      <w:sz w:val="21"/>
     </w:rPr>
   </w:style>
   <w:style w:type="paragraph" w:styleId="Header">
